--- a/보관본/러시아 인권변호사/Word/2부/2부_10화_파벨의_배신_발각.docx
+++ b/보관본/러시아 인권변호사/Word/2부/2부_10화_파벨의_배신_발각.docx
@@ -36,7 +36,7 @@
           <w:i w:val="0"/>
           <w:sz w:val="22"/>
         </w:rPr>
-        <w:t>알렉세이 “료샤” 오를로프(«스베트» 대표) / 파벨 게나디예비치 그리신(료샤의 소꿉친구, 기업법 변호사) / 카탸 리시나(자원활동가) / 올가 네스테로바(가택연금 중, 변호인과의 영상통화) / 이반 세르게예비치 코류킨(페름 지역 변호사, 아키모프 네트워크, 1화에서 언급, 전화로만 등장)</w:t>
+        <w:t>알렉세이 “료샤” 오를로프(«스베트» 대표) / 파벨 겐나디예비치 그리신(료샤의 소꿉친구, 기업법 변호사) / 카탸 리시나(자원활동가) / 올가 네스테로바(가택연금 중, 변호인과의 영상통화) / 이반 세르게예비치 코류킨(페름 지역 변호사, 아키모프 네트워크, 1화에서 언급, 전화로만 등장)</w:t>
       </w:r>
     </w:p>
     <w:p>

--- a/보관본/러시아 인권변호사/Word/2부/2부_10화_파벨의_배신_발각.docx
+++ b/보관본/러시아 인권변호사/Word/2부/2부_10화_파벨의_배신_발각.docx
@@ -645,7 +645,7 @@
           <w:i w:val="0"/>
           <w:sz w:val="22"/>
         </w:rPr>
-        <w:t>Экспертизу видели пятеро: вы, я, Корюкин, Ольга Викторовна — до ареста, в черновике — и Павел Геннадьевич, через общую папку, он же готовил иск.</w:t>
+        <w:t>Экспертизу видели пятеро: вы, я, Корюкин, Ольга Викторовна — ещё до ареста, предварительное заключение в черновике — и Павел Геннадьевич, через общую папку, он же готовил иск.</w:t>
       </w:r>
     </w:p>
     <w:p>
